--- a/pertemuan-12/12. Worksheet_PABW_Pertemuan12 - ID (revisi sinkron).docx
+++ b/pertemuan-12/12. Worksheet_PABW_Pertemuan12 - ID (revisi sinkron).docx
@@ -14549,6 +14549,9 @@
               <w:spacing w:before="20" w:after="20" w:line="252" w:lineRule="auto"/>
             </w:pPr>
             <w:r>
+              <w:rPr>
+                <w:noProof/>
+              </w:rPr>
               <w:drawing>
                 <wp:inline distT="0" distB="0" distL="0" distR="0" wp14:anchorId="663B7C2F" wp14:editId="1317F902">
                   <wp:extent cx="1831975" cy="663575"/>
@@ -14742,6 +14745,9 @@
               <w:spacing w:before="20" w:after="20" w:line="252" w:lineRule="auto"/>
             </w:pPr>
             <w:r>
+              <w:rPr>
+                <w:noProof/>
+              </w:rPr>
               <w:drawing>
                 <wp:inline distT="0" distB="0" distL="0" distR="0" wp14:anchorId="60F2DF80" wp14:editId="60752C9B">
                   <wp:extent cx="1831975" cy="443865"/>
@@ -15013,6 +15019,9 @@
               <w:spacing w:before="20" w:after="20" w:line="252" w:lineRule="auto"/>
             </w:pPr>
             <w:r>
+              <w:rPr>
+                <w:noProof/>
+              </w:rPr>
               <w:drawing>
                 <wp:inline distT="0" distB="0" distL="0" distR="0" wp14:anchorId="21626C36" wp14:editId="57DE2164">
                   <wp:extent cx="1228725" cy="252095"/>
@@ -16257,6 +16266,9 @@
               <w:br/>
             </w:r>
             <w:r>
+              <w:rPr>
+                <w:noProof/>
+              </w:rPr>
               <w:drawing>
                 <wp:inline distT="0" distB="0" distL="0" distR="0" wp14:anchorId="6B4EF3A4" wp14:editId="4EE5CCEB">
                   <wp:extent cx="1873346" cy="1847945"/>
@@ -16356,6 +16368,9 @@
               <w:spacing w:before="20" w:after="20" w:line="252" w:lineRule="auto"/>
             </w:pPr>
             <w:r>
+              <w:rPr>
+                <w:noProof/>
+              </w:rPr>
               <w:drawing>
                 <wp:inline distT="0" distB="0" distL="0" distR="0" wp14:anchorId="3388626B" wp14:editId="1234602A">
                   <wp:extent cx="1168460" cy="1397072"/>
@@ -16453,6 +16468,9 @@
               <w:spacing w:before="20" w:after="20" w:line="252" w:lineRule="auto"/>
             </w:pPr>
             <w:r>
+              <w:rPr>
+                <w:noProof/>
+              </w:rPr>
               <w:drawing>
                 <wp:inline distT="0" distB="0" distL="0" distR="0" wp14:anchorId="1BBF3BC5" wp14:editId="1264C724">
                   <wp:extent cx="1676486" cy="704886"/>
@@ -16603,6 +16621,9 @@
               <w:spacing w:before="20" w:after="20" w:line="252" w:lineRule="auto"/>
             </w:pPr>
             <w:r>
+              <w:rPr>
+                <w:noProof/>
+              </w:rPr>
               <w:drawing>
                 <wp:inline distT="0" distB="0" distL="0" distR="0" wp14:anchorId="433D74A7" wp14:editId="27B0FCDE">
                   <wp:extent cx="1816193" cy="1282766"/>
@@ -16699,6 +16720,9 @@
               <w:spacing w:before="20" w:after="20" w:line="252" w:lineRule="auto"/>
             </w:pPr>
             <w:r>
+              <w:rPr>
+                <w:noProof/>
+              </w:rPr>
               <w:drawing>
                 <wp:inline distT="0" distB="0" distL="0" distR="0" wp14:anchorId="7FC068D6" wp14:editId="1382CA70">
                   <wp:extent cx="3768725" cy="1452880"/>
@@ -19901,42 +19925,6 @@
           </w:tcPr>
           <w:p>
             <w:pPr>
-              <w:spacing w:after="0"/>
-            </w:pPr>
-            <w:proofErr w:type="gramStart"/>
-            <w:r>
-              <w:rPr>
-                <w:rFonts w:cs="Carlito"/>
-                <w:color w:val="003796"/>
-                <w:sz w:val="22"/>
-              </w:rPr>
-              <w:t>☐  Proyek</w:t>
-            </w:r>
-            <w:proofErr w:type="gramEnd"/>
-            <w:r>
-              <w:rPr>
-                <w:rFonts w:cs="Carlito"/>
-                <w:color w:val="003796"/>
-                <w:sz w:val="22"/>
-              </w:rPr>
-              <w:t xml:space="preserve">  worksheet-p12/ dibuat dari folder kosong; npm run dev membuka halaman tanpa galat</w:t>
-            </w:r>
-          </w:p>
-        </w:tc>
-      </w:tr>
-      <w:tr>
-        <w:tc>
-          <w:tcPr>
-            <w:tcW w:w="9751" w:type="dxa"/>
-            <w:tcBorders>
-              <w:top w:val="single" w:sz="8" w:space="0" w:color="B9C6E2"/>
-              <w:left w:val="single" w:sz="8" w:space="0" w:color="B9C6E2"/>
-              <w:bottom w:val="single" w:sz="8" w:space="0" w:color="B9C6E2"/>
-              <w:right w:val="single" w:sz="8" w:space="0" w:color="B9C6E2"/>
-            </w:tcBorders>
-          </w:tcPr>
-          <w:p>
-            <w:pPr>
               <w:pStyle w:val="ListParagraph"/>
               <w:numPr>
                 <w:ilvl w:val="0"/>
@@ -19944,6 +19932,7 @@
               </w:numPr>
               <w:spacing w:after="0"/>
             </w:pPr>
+            <w:proofErr w:type="spellStart"/>
             <w:proofErr w:type="gramStart"/>
             <w:r>
               <w:rPr>
@@ -19951,18 +19940,17 @@
                 <w:color w:val="003796"/>
                 <w:sz w:val="22"/>
               </w:rPr>
-              <w:t xml:space="preserve">Porting  </w:t>
-            </w:r>
-            <w:proofErr w:type="spellStart"/>
+              <w:t>Proyek</w:t>
+            </w:r>
+            <w:proofErr w:type="spellEnd"/>
             <w:r>
               <w:rPr>
                 <w:rFonts w:cs="Carlito"/>
                 <w:color w:val="003796"/>
                 <w:sz w:val="22"/>
               </w:rPr>
-              <w:t>halaman</w:t>
-            </w:r>
-            <w:proofErr w:type="spellEnd"/>
+              <w:t xml:space="preserve">  worksheet</w:t>
+            </w:r>
             <w:proofErr w:type="gramEnd"/>
             <w:r>
               <w:rPr>
@@ -19970,7 +19958,7 @@
                 <w:color w:val="003796"/>
                 <w:sz w:val="22"/>
               </w:rPr>
-              <w:t xml:space="preserve"> </w:t>
+              <w:t xml:space="preserve">-p12/ </w:t>
             </w:r>
             <w:proofErr w:type="spellStart"/>
             <w:r>
@@ -19979,7 +19967,7 @@
                 <w:color w:val="003796"/>
                 <w:sz w:val="22"/>
               </w:rPr>
-              <w:t>tampil</w:t>
+              <w:t>dibuat</w:t>
             </w:r>
             <w:proofErr w:type="spellEnd"/>
             <w:r>
@@ -19997,7 +19985,7 @@
                 <w:color w:val="003796"/>
                 <w:sz w:val="22"/>
               </w:rPr>
-              <w:t>sama</w:t>
+              <w:t>dari</w:t>
             </w:r>
             <w:proofErr w:type="spellEnd"/>
             <w:r>
@@ -20006,25 +19994,7 @@
                 <w:color w:val="003796"/>
                 <w:sz w:val="22"/>
               </w:rPr>
-              <w:t xml:space="preserve"> </w:t>
-            </w:r>
-            <w:proofErr w:type="spellStart"/>
-            <w:r>
-              <w:rPr>
-                <w:rFonts w:cs="Carlito"/>
-                <w:color w:val="003796"/>
-                <w:sz w:val="22"/>
-              </w:rPr>
-              <w:t>seperti</w:t>
-            </w:r>
-            <w:proofErr w:type="spellEnd"/>
-            <w:r>
-              <w:rPr>
-                <w:rFonts w:cs="Carlito"/>
-                <w:color w:val="003796"/>
-                <w:sz w:val="22"/>
-              </w:rPr>
-              <w:t xml:space="preserve"> P11; token dan CSS P04–P06 tidak diubah</w:t>
+              <w:t xml:space="preserve"> folder kosong; npm run dev membuka halaman tanpa galat</w:t>
             </w:r>
           </w:p>
         </w:tc>
@@ -20049,7 +20019,6 @@
               </w:numPr>
               <w:spacing w:after="0"/>
             </w:pPr>
-            <w:proofErr w:type="spellStart"/>
             <w:proofErr w:type="gramStart"/>
             <w:r>
               <w:rPr>
@@ -20057,71 +20026,80 @@
                 <w:color w:val="003796"/>
                 <w:sz w:val="22"/>
               </w:rPr>
-              <w:t>Komponen</w:t>
-            </w:r>
-            <w:proofErr w:type="spellEnd"/>
+              <w:t xml:space="preserve">Porting  </w:t>
+            </w:r>
+            <w:proofErr w:type="spellStart"/>
             <w:r>
               <w:rPr>
                 <w:rFonts w:cs="Carlito"/>
                 <w:color w:val="003796"/>
                 <w:sz w:val="22"/>
               </w:rPr>
-              <w:t xml:space="preserve">  </w:t>
-            </w:r>
-            <w:proofErr w:type="spellStart"/>
+              <w:t>halaman</w:t>
+            </w:r>
+            <w:proofErr w:type="spellEnd"/>
+            <w:proofErr w:type="gramEnd"/>
             <w:r>
               <w:rPr>
                 <w:rFonts w:cs="Carlito"/>
                 <w:color w:val="003796"/>
                 <w:sz w:val="22"/>
               </w:rPr>
-              <w:t>empat</w:t>
-            </w:r>
-            <w:proofErr w:type="spellEnd"/>
-            <w:proofErr w:type="gramEnd"/>
+              <w:t xml:space="preserve"> </w:t>
+            </w:r>
+            <w:proofErr w:type="spellStart"/>
             <w:r>
               <w:rPr>
                 <w:rFonts w:cs="Carlito"/>
                 <w:color w:val="003796"/>
                 <w:sz w:val="22"/>
               </w:rPr>
-              <w:t xml:space="preserve"> </w:t>
-            </w:r>
-            <w:proofErr w:type="spellStart"/>
+              <w:t>tampil</w:t>
+            </w:r>
+            <w:proofErr w:type="spellEnd"/>
             <w:r>
               <w:rPr>
                 <w:rFonts w:cs="Carlito"/>
                 <w:color w:val="003796"/>
                 <w:sz w:val="22"/>
               </w:rPr>
-              <w:t>komponen</w:t>
-            </w:r>
-            <w:proofErr w:type="spellEnd"/>
+              <w:t xml:space="preserve"> </w:t>
+            </w:r>
+            <w:proofErr w:type="spellStart"/>
             <w:r>
               <w:rPr>
                 <w:rFonts w:cs="Carlito"/>
                 <w:color w:val="003796"/>
                 <w:sz w:val="22"/>
               </w:rPr>
-              <w:t xml:space="preserve"> </w:t>
-            </w:r>
-            <w:proofErr w:type="spellStart"/>
+              <w:t>sama</w:t>
+            </w:r>
+            <w:proofErr w:type="spellEnd"/>
             <w:r>
               <w:rPr>
                 <w:rFonts w:cs="Carlito"/>
                 <w:color w:val="003796"/>
                 <w:sz w:val="22"/>
               </w:rPr>
-              <w:t>tersusun</w:t>
-            </w:r>
-            <w:proofErr w:type="spellEnd"/>
+              <w:t xml:space="preserve"> </w:t>
+            </w:r>
+            <w:proofErr w:type="spellStart"/>
             <w:r>
               <w:rPr>
                 <w:rFonts w:cs="Carlito"/>
                 <w:color w:val="003796"/>
                 <w:sz w:val="22"/>
               </w:rPr>
-              <w:t>; KepalaProfil menerima props profil; nama berkas dan impor ditulis sama</w:t>
+              <w:t>seperti</w:t>
+            </w:r>
+            <w:proofErr w:type="spellEnd"/>
+            <w:r>
+              <w:rPr>
+                <w:rFonts w:cs="Carlito"/>
+                <w:color w:val="003796"/>
+                <w:sz w:val="22"/>
+              </w:rPr>
+              <w:t xml:space="preserve"> P11; token dan CSS P04–P06 tidak diubah</w:t>
             </w:r>
           </w:p>
         </w:tc>
@@ -20154,7 +20132,7 @@
                 <w:color w:val="003796"/>
                 <w:sz w:val="22"/>
               </w:rPr>
-              <w:t>Keadaan</w:t>
+              <w:t>Komponen</w:t>
             </w:r>
             <w:proofErr w:type="spellEnd"/>
             <w:r>
@@ -20163,52 +20141,62 @@
                 <w:color w:val="003796"/>
                 <w:sz w:val="22"/>
               </w:rPr>
-              <w:t xml:space="preserve">  state</w:t>
-            </w:r>
-            <w:proofErr w:type="gramEnd"/>
+              <w:t xml:space="preserve">  </w:t>
+            </w:r>
+            <w:proofErr w:type="spellStart"/>
             <w:r>
               <w:rPr>
                 <w:rFonts w:cs="Carlito"/>
                 <w:color w:val="003796"/>
                 <w:sz w:val="22"/>
               </w:rPr>
-              <w:t xml:space="preserve"> </w:t>
-            </w:r>
-            <w:proofErr w:type="spellStart"/>
+              <w:t>empat</w:t>
+            </w:r>
+            <w:proofErr w:type="spellEnd"/>
+            <w:proofErr w:type="gramEnd"/>
             <w:r>
               <w:rPr>
                 <w:rFonts w:cs="Carlito"/>
                 <w:color w:val="003796"/>
                 <w:sz w:val="22"/>
               </w:rPr>
-              <w:t>memakai</w:t>
-            </w:r>
-            <w:proofErr w:type="spellEnd"/>
+              <w:t xml:space="preserve"> </w:t>
+            </w:r>
+            <w:proofErr w:type="spellStart"/>
             <w:r>
               <w:rPr>
                 <w:rFonts w:cs="Carlito"/>
                 <w:color w:val="003796"/>
                 <w:sz w:val="22"/>
               </w:rPr>
-              <w:t xml:space="preserve"> </w:t>
-            </w:r>
-            <w:proofErr w:type="gramStart"/>
+              <w:t>komponen</w:t>
+            </w:r>
+            <w:proofErr w:type="spellEnd"/>
             <w:r>
               <w:rPr>
                 <w:rFonts w:cs="Carlito"/>
                 <w:color w:val="003796"/>
                 <w:sz w:val="22"/>
               </w:rPr>
-              <w:t>reactive(</w:t>
-            </w:r>
-            <w:proofErr w:type="gramEnd"/>
+              <w:t xml:space="preserve"> </w:t>
+            </w:r>
+            <w:proofErr w:type="spellStart"/>
             <w:r>
               <w:rPr>
                 <w:rFonts w:cs="Carlito"/>
                 <w:color w:val="003796"/>
                 <w:sz w:val="22"/>
               </w:rPr>
-              <w:t>); tidak ada render(state) manual lagi</w:t>
+              <w:t>tersusun</w:t>
+            </w:r>
+            <w:proofErr w:type="spellEnd"/>
+            <w:r>
+              <w:rPr>
+                <w:rFonts w:cs="Carlito"/>
+                <w:color w:val="003796"/>
+                <w:sz w:val="22"/>
+              </w:rPr>
+              <w:t>; KepalaProfil menerima props profil; nama berkas dan impor ditulis sama</w:t>
             </w:r>
           </w:p>
         </w:tc>
@@ -20226,8 +20214,14 @@
           </w:tcPr>
           <w:p>
             <w:pPr>
+              <w:pStyle w:val="ListParagraph"/>
+              <w:numPr>
+                <w:ilvl w:val="0"/>
+                <w:numId w:val="12"/>
+              </w:numPr>
               <w:spacing w:after="0"/>
             </w:pPr>
+            <w:proofErr w:type="spellStart"/>
             <w:proofErr w:type="gramStart"/>
             <w:r>
               <w:rPr>
@@ -20235,16 +20229,61 @@
                 <w:color w:val="003796"/>
                 <w:sz w:val="22"/>
               </w:rPr>
-              <w:t>☐  Simpanan</w:t>
-            </w:r>
-            <w:proofErr w:type="gramEnd"/>
+              <w:t>Keadaan</w:t>
+            </w:r>
+            <w:proofErr w:type="spellEnd"/>
             <w:r>
               <w:rPr>
                 <w:rFonts w:cs="Carlito"/>
                 <w:color w:val="003796"/>
                 <w:sz w:val="22"/>
               </w:rPr>
-              <w:t xml:space="preserve">  onMounted memuat dan watch menyimpan; pilihan terakhir bertahan setelah tab ditutup</w:t>
+              <w:t xml:space="preserve">  state</w:t>
+            </w:r>
+            <w:proofErr w:type="gramEnd"/>
+            <w:r>
+              <w:rPr>
+                <w:rFonts w:cs="Carlito"/>
+                <w:color w:val="003796"/>
+                <w:sz w:val="22"/>
+              </w:rPr>
+              <w:t xml:space="preserve"> </w:t>
+            </w:r>
+            <w:proofErr w:type="spellStart"/>
+            <w:r>
+              <w:rPr>
+                <w:rFonts w:cs="Carlito"/>
+                <w:color w:val="003796"/>
+                <w:sz w:val="22"/>
+              </w:rPr>
+              <w:t>memakai</w:t>
+            </w:r>
+            <w:proofErr w:type="spellEnd"/>
+            <w:r>
+              <w:rPr>
+                <w:rFonts w:cs="Carlito"/>
+                <w:color w:val="003796"/>
+                <w:sz w:val="22"/>
+              </w:rPr>
+              <w:t xml:space="preserve"> </w:t>
+            </w:r>
+            <w:proofErr w:type="gramStart"/>
+            <w:r>
+              <w:rPr>
+                <w:rFonts w:cs="Carlito"/>
+                <w:color w:val="003796"/>
+                <w:sz w:val="22"/>
+              </w:rPr>
+              <w:t>reactive(</w:t>
+            </w:r>
+            <w:proofErr w:type="gramEnd"/>
+            <w:r>
+              <w:rPr>
+                <w:rFonts w:cs="Carlito"/>
+                <w:color w:val="003796"/>
+                <w:sz w:val="22"/>
+              </w:rPr>
+              <w:t>); tidak ada render(state) manual lagi</w:t>
             </w:r>
           </w:p>
         </w:tc>
@@ -20262,8 +20301,14 @@
           </w:tcPr>
           <w:p>
             <w:pPr>
+              <w:pStyle w:val="ListParagraph"/>
+              <w:numPr>
+                <w:ilvl w:val="0"/>
+                <w:numId w:val="12"/>
+              </w:numPr>
               <w:spacing w:after="0"/>
             </w:pPr>
+            <w:proofErr w:type="spellStart"/>
             <w:proofErr w:type="gramStart"/>
             <w:r>
               <w:rPr>
@@ -20271,16 +20316,53 @@
                 <w:color w:val="003796"/>
                 <w:sz w:val="22"/>
               </w:rPr>
-              <w:t>☐  Build</w:t>
-            </w:r>
-            <w:proofErr w:type="gramEnd"/>
+              <w:t>Simpanan</w:t>
+            </w:r>
+            <w:proofErr w:type="spellEnd"/>
             <w:r>
               <w:rPr>
                 <w:rFonts w:cs="Carlito"/>
                 <w:color w:val="003796"/>
                 <w:sz w:val="22"/>
               </w:rPr>
-              <w:t xml:space="preserve">  npm run build menghasilkan dist/; npm run preview menjalankannya; dua ukuran sudah dibandingkan</w:t>
+              <w:t xml:space="preserve">  </w:t>
+            </w:r>
+            <w:proofErr w:type="spellStart"/>
+            <w:r>
+              <w:rPr>
+                <w:rFonts w:cs="Carlito"/>
+                <w:color w:val="003796"/>
+                <w:sz w:val="22"/>
+              </w:rPr>
+              <w:t>onMounted</w:t>
+            </w:r>
+            <w:proofErr w:type="spellEnd"/>
+            <w:proofErr w:type="gramEnd"/>
+            <w:r>
+              <w:rPr>
+                <w:rFonts w:cs="Carlito"/>
+                <w:color w:val="003796"/>
+                <w:sz w:val="22"/>
+              </w:rPr>
+              <w:t xml:space="preserve"> </w:t>
+            </w:r>
+            <w:proofErr w:type="spellStart"/>
+            <w:r>
+              <w:rPr>
+                <w:rFonts w:cs="Carlito"/>
+                <w:color w:val="003796"/>
+                <w:sz w:val="22"/>
+              </w:rPr>
+              <w:t>memuat</w:t>
+            </w:r>
+            <w:proofErr w:type="spellEnd"/>
+            <w:r>
+              <w:rPr>
+                <w:rFonts w:cs="Carlito"/>
+                <w:color w:val="003796"/>
+                <w:sz w:val="22"/>
+              </w:rPr>
+              <w:t xml:space="preserve"> dan watch menyimpan; pilihan terakhir bertahan setelah tab ditutup</w:t>
             </w:r>
           </w:p>
         </w:tc>
@@ -20298,6 +20380,11 @@
           </w:tcPr>
           <w:p>
             <w:pPr>
+              <w:pStyle w:val="ListParagraph"/>
+              <w:numPr>
+                <w:ilvl w:val="0"/>
+                <w:numId w:val="12"/>
+              </w:numPr>
               <w:spacing w:after="0"/>
             </w:pPr>
             <w:proofErr w:type="gramStart"/>
@@ -20307,34 +20394,26 @@
                 <w:color w:val="003796"/>
                 <w:sz w:val="22"/>
               </w:rPr>
-              <w:t>☐  Git  .gitignore</w:t>
-            </w:r>
-            <w:proofErr w:type="gramEnd"/>
+              <w:t xml:space="preserve">Build  </w:t>
+            </w:r>
+            <w:proofErr w:type="spellStart"/>
             <w:r>
               <w:rPr>
                 <w:rFonts w:cs="Carlito"/>
                 <w:color w:val="003796"/>
                 <w:sz w:val="22"/>
               </w:rPr>
-              <w:t xml:space="preserve"> memuat node_modules/ dan dist/; package-</w:t>
-            </w:r>
-            <w:proofErr w:type="gramStart"/>
+              <w:t>npm</w:t>
+            </w:r>
+            <w:proofErr w:type="spellEnd"/>
+            <w:proofErr w:type="gramEnd"/>
             <w:r>
               <w:rPr>
                 <w:rFonts w:cs="Carlito"/>
                 <w:color w:val="003796"/>
                 <w:sz w:val="22"/>
               </w:rPr>
-              <w:t>lock.json</w:t>
-            </w:r>
-            <w:proofErr w:type="gramEnd"/>
-            <w:r>
-              <w:rPr>
-                <w:rFonts w:cs="Carlito"/>
-                <w:color w:val="003796"/>
-                <w:sz w:val="22"/>
-              </w:rPr>
-              <w:t xml:space="preserve"> ikut di-commit; lebih dari satu commit</w:t>
+              <w:t xml:space="preserve"> run build menghasilkan dist/; npm run preview menjalankannya; dua ukuran sudah dibandingkan</w:t>
             </w:r>
           </w:p>
         </w:tc>
@@ -20352,6 +20431,11 @@
           </w:tcPr>
           <w:p>
             <w:pPr>
+              <w:pStyle w:val="ListParagraph"/>
+              <w:numPr>
+                <w:ilvl w:val="0"/>
+                <w:numId w:val="12"/>
+              </w:numPr>
               <w:spacing w:after="0"/>
             </w:pPr>
             <w:proofErr w:type="gramStart"/>
@@ -20361,8 +20445,9 @@
                 <w:color w:val="003796"/>
                 <w:sz w:val="22"/>
               </w:rPr>
-              <w:t>☐  Deklarasi</w:t>
-            </w:r>
+              <w:t>Git  .</w:t>
+            </w:r>
+            <w:proofErr w:type="spellStart"/>
             <w:proofErr w:type="gramEnd"/>
             <w:r>
               <w:rPr>
@@ -20370,25 +20455,101 @@
                 <w:color w:val="003796"/>
                 <w:sz w:val="22"/>
               </w:rPr>
-              <w:t xml:space="preserve"> </w:t>
-            </w:r>
-            <w:proofErr w:type="gramStart"/>
+              <w:t>gitignore</w:t>
+            </w:r>
+            <w:proofErr w:type="spellEnd"/>
             <w:r>
               <w:rPr>
                 <w:rFonts w:cs="Carlito"/>
                 <w:color w:val="003796"/>
                 <w:sz w:val="22"/>
               </w:rPr>
-              <w:t>AI  README</w:t>
-            </w:r>
-            <w:proofErr w:type="gramEnd"/>
+              <w:t xml:space="preserve"> </w:t>
+            </w:r>
+            <w:proofErr w:type="spellStart"/>
             <w:r>
               <w:rPr>
                 <w:rFonts w:cs="Carlito"/>
                 <w:color w:val="003796"/>
                 <w:sz w:val="22"/>
               </w:rPr>
-              <w:t xml:space="preserve"> menyebutkan bagian mana yang dibantu AI dan bagian mana yang saya kerjakan sendiri</w:t>
+              <w:t>memuat</w:t>
+            </w:r>
+            <w:proofErr w:type="spellEnd"/>
+            <w:r>
+              <w:rPr>
+                <w:rFonts w:cs="Carlito"/>
+                <w:color w:val="003796"/>
+                <w:sz w:val="22"/>
+              </w:rPr>
+              <w:t xml:space="preserve"> </w:t>
+            </w:r>
+            <w:proofErr w:type="spellStart"/>
+            <w:r>
+              <w:rPr>
+                <w:rFonts w:cs="Carlito"/>
+                <w:color w:val="003796"/>
+                <w:sz w:val="22"/>
+              </w:rPr>
+              <w:t>node_modules</w:t>
+            </w:r>
+            <w:proofErr w:type="spellEnd"/>
+            <w:r>
+              <w:rPr>
+                <w:rFonts w:cs="Carlito"/>
+                <w:color w:val="003796"/>
+                <w:sz w:val="22"/>
+              </w:rPr>
+              <w:t>/ dan dist/; package-</w:t>
+            </w:r>
+            <w:proofErr w:type="gramStart"/>
+            <w:r>
+              <w:rPr>
+                <w:rFonts w:cs="Carlito"/>
+                <w:color w:val="003796"/>
+                <w:sz w:val="22"/>
+              </w:rPr>
+              <w:t>lock.json</w:t>
+            </w:r>
+            <w:proofErr w:type="gramEnd"/>
+            <w:r>
+              <w:rPr>
+                <w:rFonts w:cs="Carlito"/>
+                <w:color w:val="003796"/>
+                <w:sz w:val="22"/>
+              </w:rPr>
+              <w:t xml:space="preserve"> ikut di-commit; lebih dari satu commit</w:t>
+            </w:r>
+          </w:p>
+        </w:tc>
+      </w:tr>
+      <w:tr>
+        <w:tc>
+          <w:tcPr>
+            <w:tcW w:w="9751" w:type="dxa"/>
+            <w:tcBorders>
+              <w:top w:val="single" w:sz="8" w:space="0" w:color="B9C6E2"/>
+              <w:left w:val="single" w:sz="8" w:space="0" w:color="B9C6E2"/>
+              <w:bottom w:val="single" w:sz="8" w:space="0" w:color="B9C6E2"/>
+              <w:right w:val="single" w:sz="8" w:space="0" w:color="B9C6E2"/>
+            </w:tcBorders>
+          </w:tcPr>
+          <w:p>
+            <w:pPr>
+              <w:pStyle w:val="ListParagraph"/>
+              <w:numPr>
+                <w:ilvl w:val="0"/>
+                <w:numId w:val="12"/>
+              </w:numPr>
+              <w:spacing w:after="0"/>
+            </w:pPr>
+            <w:r>
+              <w:rPr>
+                <w:rFonts w:cs="Carlito"/>
+                <w:color w:val="003796"/>
+                <w:sz w:val="22"/>
+              </w:rPr>
+              <w:t>Deklarasi AI  README menyebutkan bagian mana yang dibantu AI dan bagian mana yang saya kerjakan sendiri</w:t>
             </w:r>
           </w:p>
         </w:tc>
@@ -20858,6 +21019,9 @@
             <w:pPr>
               <w:spacing w:before="20" w:after="20" w:line="252" w:lineRule="auto"/>
             </w:pPr>
+            <w:r>
+              <w:t>20</w:t>
+            </w:r>
           </w:p>
         </w:tc>
       </w:tr>
@@ -20904,6 +21068,9 @@
             <w:pPr>
               <w:spacing w:before="20" w:after="20" w:line="252" w:lineRule="auto"/>
             </w:pPr>
+            <w:r>
+              <w:t>20</w:t>
+            </w:r>
           </w:p>
         </w:tc>
       </w:tr>
@@ -20950,6 +21117,9 @@
             <w:pPr>
               <w:spacing w:before="20" w:after="20" w:line="252" w:lineRule="auto"/>
             </w:pPr>
+            <w:r>
+              <w:t>20</w:t>
+            </w:r>
           </w:p>
         </w:tc>
       </w:tr>
@@ -20996,6 +21166,9 @@
             <w:pPr>
               <w:spacing w:before="20" w:after="20" w:line="252" w:lineRule="auto"/>
             </w:pPr>
+            <w:r>
+              <w:t>25</w:t>
+            </w:r>
           </w:p>
         </w:tc>
       </w:tr>
@@ -21058,6 +21231,9 @@
             <w:pPr>
               <w:spacing w:before="20" w:after="20" w:line="252" w:lineRule="auto"/>
             </w:pPr>
+            <w:r>
+              <w:t>10</w:t>
+            </w:r>
           </w:p>
         </w:tc>
       </w:tr>
@@ -21104,6 +21280,9 @@
             <w:pPr>
               <w:spacing w:before="20" w:after="20" w:line="252" w:lineRule="auto"/>
             </w:pPr>
+            <w:r>
+              <w:t>95</w:t>
+            </w:r>
           </w:p>
         </w:tc>
       </w:tr>
@@ -21272,6 +21451,7 @@
           </w:tcPr>
           <w:p>
             <w:r>
+              <w:lastRenderedPageBreak/>
               <w:t xml:space="preserve">error </w:t>
             </w:r>
             <w:proofErr w:type="spellStart"/>
@@ -27349,7 +27529,7 @@
   <w:abstractNum w:abstractNumId="11" w15:restartNumberingAfterBreak="0">
     <w:nsid w:val="60D350F1"/>
     <w:multiLevelType w:val="hybridMultilevel"/>
-    <w:tmpl w:val="5678A06C"/>
+    <w:tmpl w:val="FC3406B4"/>
     <w:lvl w:ilvl="0" w:tplc="0409000D">
       <w:start w:val="1"/>
       <w:numFmt w:val="bullet"/>
